--- a/public/evrak/okul-kantini-belgeleri/GNL-KNT-FR-005_Kantin_Uygunsuzluk_Bildirim_ve_Takip_Kayit_Formu_v1.0.docx
+++ b/public/evrak/okul-kantini-belgeleri/GNL-KNT-FR-005_Kantin_Uygunsuzluk_Bildirim_ve_Takip_Kayit_Formu_v1.0.docx
@@ -1722,7 +1722,7 @@
           <w:color w:val="767676"/>
           <w:sz w:val="14"/>
         </w:rPr>
-        <w:t>OAB Yön. = MEB Okul-Aile Birliği Yönetmeliği (RG 09.02.2012/28199; son değ. RG 01.12.2023/32386) · ÖHKY = Okul Kantinlerine Dair Özel Hijyen Kuralları Yönetmeliği (RG 05.02.2013/28550) · HEY = Hijyen Eğitimi Yönetmeliği (RG 05.07.2013/28698) · G = MEB 2020/8 sayılı Genelgesi (10.11.2020, E.16476274) · K = Eğitim Kurumlarındaki Gıda İşletmelerinin Kontrol ve Denetimi Uygulama Kılavuzu (2020) ve EK-1..EK-6 formları · OGT = Okul Gıdası Hakkında Tebliğ (2020/23; RG 22.10.2020/31282; değ. RG 09.09.2022/31948, RG 28.09.2023/32323) · BKK = Sağlık Bakanlığı Bilim Kurulu Karar Tutanağı (06.03.2025, merkezisgb.meb.gov.tr).</w:t>
+        <w:t>OAB Yön. = MEB Okul-Aile Birliği Yönetmeliği (RG 09.02.2012/28199; son değ. RG 01.12.2023/32386) · ÖHKY = Okul Kantinlerine Dair Özel Hijyen Kuralları Yönetmeliği (RG 05.02.2013/28550) · HEY = Hijyen Eğitimi Yönetmeliği (RG 05.07.2013/28698) · G = MEB 2020/8 sayılı Genelgesi (10.11.2020, E.16476274) · K = Eğitim Kurumlarındaki Gıda İşletmelerinin Kontrol ve Denetimi Uygulama Kılavuzu (2020) ve EK-1..EK-6 formları · OGT = Okul Gıdası Hakkında Tebliğ (2020/23; RG 22.10.2020/31282; değ. RG 09.09.2022/31948, RG 28.09.2023/32323) · BKK = Sağlık Bakanlığı Bilim Kurulu Karar Tutanağı (17.08.2026; merkezisgb.meb.gov.tr'de 31.08.2026'da yayımlandı, 06.03.2025 tutanağının yerini aldı).</w:t>
       </w:r>
     </w:p>
     <w:p>
@@ -1757,7 +1757,7 @@
           <w:color w:val="767676"/>
           <w:sz w:val="14"/>
         </w:rPr>
-        <w:t xml:space="preserve">Bu belge, okulapp.org üzerinde yayımlanan OKUL KANTİNİ GENEL BELGE SETİNİN parçasıdır (sürüm 2026.08 (29.08.2026)); resmî bir Bakanlık belgesi değildir. KIRMIZI köşeli parantezli alanlar ve üst bilgideki </w:t>
+        <w:t xml:space="preserve">Bu belge, okulapp.org üzerinde yayımlanan OKUL KANTİNİ GENEL BELGE SETİNİN parçasıdır (sürüm 2026.09 (14.09.2026)); resmî bir Bakanlık belgesi değildir. KIRMIZI köşeli parantezli alanlar ve üst bilgideki </w:t>
       </w:r>
       <w:r>
         <w:rPr>
@@ -1777,7 +1777,7 @@
           <w:color w:val="767676"/>
           <w:sz w:val="14"/>
         </w:rPr>
-        <w:t xml:space="preserve"> alanı okulun bilgileriyle değiştirilir. Mevzuat atıfları 17.08.2026 itibarıyla yürürlükteki hükümlere göredir; güncelliği kontrol ediniz. Lisans: CC BY 4.0 — kaynak gösterilerek uyarlanabilir. Doldurulmuş nüsha kişisel veri içerir; okul dışına verilmez, internette yayımlanmaz.</w:t>
+        <w:t xml:space="preserve"> alanı okulun bilgileriyle değiştirilir. Mevzuat atıfları 14.09.2026 itibarıyla yürürlükteki hükümlere göredir; güncelliği kontrol ediniz. Lisans: CC BY 4.0 — kaynak gösterilerek uyarlanabilir. Doldurulmuş nüsha kişisel veri içerir; okul dışına verilmez, internette yayımlanmaz.</w:t>
       </w:r>
     </w:p>
     <w:sectPr>

--- a/public/evrak/okul-kantini-belgeleri/GNL-KNT-FR-005_Kantin_Uygunsuzluk_Bildirim_ve_Takip_Kayit_Formu_v1.0.docx
+++ b/public/evrak/okul-kantini-belgeleri/GNL-KNT-FR-005_Kantin_Uygunsuzluk_Bildirim_ve_Takip_Kayit_Formu_v1.0.docx
@@ -1757,7 +1757,7 @@
           <w:color w:val="767676"/>
           <w:sz w:val="14"/>
         </w:rPr>
-        <w:t xml:space="preserve">Bu belge, okulapp.org üzerinde yayımlanan OKUL KANTİNİ GENEL BELGE SETİNİN parçasıdır (sürüm 2026.09 (14.09.2026)); resmî bir Bakanlık belgesi değildir. KIRMIZI köşeli parantezli alanlar ve üst bilgideki </w:t>
+        <w:t xml:space="preserve">Bu belge, okulapp.org üzerinde yayımlanan OKUL KANTİNİ GENEL BELGE SETİNİN parçasıdır (sürüm 2026.09.1 (14.09.2026)); resmî bir Bakanlık belgesi değildir. KIRMIZI köşeli parantezli alanlar ve üst bilgideki </w:t>
       </w:r>
       <w:r>
         <w:rPr>
